--- a/HAL_FreeRTOS_template/readme.docx
+++ b/HAL_FreeRTOS_template/readme.docx
@@ -150,6 +150,14 @@
           <w:lang w:val="en-US" w:eastAsia="zh-CN"/>
         </w:rPr>
         <w:tab/>
+      </w:r>
+      <w:r>
+        <w:rPr>
+          <w:rFonts w:hint="eastAsia" w:ascii="宋体" w:hAnsi="宋体" w:eastAsia="宋体" w:cs="宋体"/>
+          <w:sz w:val="24"/>
+          <w:szCs w:val="24"/>
+          <w:lang w:val="en-US" w:eastAsia="zh-CN"/>
+        </w:rPr>
         <w:t>两两结合</w:t>
       </w:r>
     </w:p>
@@ -264,14 +272,18 @@
         <w:ind w:firstLine="420" w:firstLineChars="0"/>
         <w:rPr>
           <w:rFonts w:hint="default" w:ascii="宋体" w:hAnsi="宋体" w:eastAsia="宋体" w:cs="宋体"/>
-          <w:sz w:val="24"/>
-          <w:szCs w:val="24"/>
-          <w:lang w:val="en-US" w:eastAsia="zh-CN"/>
-        </w:rPr>
-      </w:pPr>
-      <w:r>
-        <w:rPr>
-          <w:rFonts w:hint="default" w:ascii="宋体" w:hAnsi="宋体" w:eastAsia="宋体" w:cs="宋体"/>
+          <w:b/>
+          <w:bCs/>
+          <w:sz w:val="24"/>
+          <w:szCs w:val="24"/>
+          <w:lang w:val="en-US" w:eastAsia="zh-CN"/>
+        </w:rPr>
+      </w:pPr>
+      <w:r>
+        <w:rPr>
+          <w:rFonts w:hint="default" w:ascii="宋体" w:hAnsi="宋体" w:eastAsia="宋体" w:cs="宋体"/>
+          <w:b/>
+          <w:bCs/>
           <w:sz w:val="24"/>
           <w:szCs w:val="24"/>
           <w:lang w:val="en-US" w:eastAsia="zh-CN"/>
@@ -284,14 +296,18 @@
         <w:ind w:firstLine="420" w:firstLineChars="0"/>
         <w:rPr>
           <w:rFonts w:hint="default" w:ascii="宋体" w:hAnsi="宋体" w:eastAsia="宋体" w:cs="宋体"/>
-          <w:sz w:val="24"/>
-          <w:szCs w:val="24"/>
-          <w:lang w:val="en-US" w:eastAsia="zh-CN"/>
-        </w:rPr>
-      </w:pPr>
-      <w:r>
-        <w:rPr>
-          <w:rFonts w:hint="default" w:ascii="宋体" w:hAnsi="宋体" w:eastAsia="宋体" w:cs="宋体"/>
+          <w:b/>
+          <w:bCs/>
+          <w:sz w:val="24"/>
+          <w:szCs w:val="24"/>
+          <w:lang w:val="en-US" w:eastAsia="zh-CN"/>
+        </w:rPr>
+      </w:pPr>
+      <w:r>
+        <w:rPr>
+          <w:rFonts w:hint="default" w:ascii="宋体" w:hAnsi="宋体" w:eastAsia="宋体" w:cs="宋体"/>
+          <w:b/>
+          <w:bCs/>
           <w:sz w:val="24"/>
           <w:szCs w:val="24"/>
           <w:lang w:val="en-US" w:eastAsia="zh-CN"/>
@@ -304,14 +320,18 @@
         <w:ind w:firstLine="420" w:firstLineChars="0"/>
         <w:rPr>
           <w:rFonts w:hint="default" w:ascii="宋体" w:hAnsi="宋体" w:eastAsia="宋体" w:cs="宋体"/>
-          <w:sz w:val="24"/>
-          <w:szCs w:val="24"/>
-          <w:lang w:val="en-US" w:eastAsia="zh-CN"/>
-        </w:rPr>
-      </w:pPr>
-      <w:r>
-        <w:rPr>
-          <w:rFonts w:hint="default" w:ascii="宋体" w:hAnsi="宋体" w:eastAsia="宋体" w:cs="宋体"/>
+          <w:b/>
+          <w:bCs/>
+          <w:sz w:val="24"/>
+          <w:szCs w:val="24"/>
+          <w:lang w:val="en-US" w:eastAsia="zh-CN"/>
+        </w:rPr>
+      </w:pPr>
+      <w:r>
+        <w:rPr>
+          <w:rFonts w:hint="default" w:ascii="宋体" w:hAnsi="宋体" w:eastAsia="宋体" w:cs="宋体"/>
+          <w:b/>
+          <w:bCs/>
           <w:sz w:val="24"/>
           <w:szCs w:val="24"/>
           <w:lang w:val="en-US" w:eastAsia="zh-CN"/>
@@ -324,14 +344,18 @@
         <w:ind w:firstLine="420" w:firstLineChars="0"/>
         <w:rPr>
           <w:rFonts w:hint="default" w:ascii="宋体" w:hAnsi="宋体" w:eastAsia="宋体" w:cs="宋体"/>
-          <w:sz w:val="24"/>
-          <w:szCs w:val="24"/>
-          <w:lang w:val="en-US" w:eastAsia="zh-CN"/>
-        </w:rPr>
-      </w:pPr>
-      <w:r>
-        <w:rPr>
-          <w:rFonts w:hint="default" w:ascii="宋体" w:hAnsi="宋体" w:eastAsia="宋体" w:cs="宋体"/>
+          <w:b/>
+          <w:bCs/>
+          <w:sz w:val="24"/>
+          <w:szCs w:val="24"/>
+          <w:lang w:val="en-US" w:eastAsia="zh-CN"/>
+        </w:rPr>
+      </w:pPr>
+      <w:r>
+        <w:rPr>
+          <w:rFonts w:hint="default" w:ascii="宋体" w:hAnsi="宋体" w:eastAsia="宋体" w:cs="宋体"/>
+          <w:b/>
+          <w:bCs/>
           <w:sz w:val="24"/>
           <w:szCs w:val="24"/>
           <w:lang w:val="en-US" w:eastAsia="zh-CN"/>
@@ -344,14 +368,18 @@
         <w:ind w:firstLine="420" w:firstLineChars="0"/>
         <w:rPr>
           <w:rFonts w:hint="default" w:ascii="宋体" w:hAnsi="宋体" w:eastAsia="宋体" w:cs="宋体"/>
-          <w:sz w:val="24"/>
-          <w:szCs w:val="24"/>
-          <w:lang w:val="en-US" w:eastAsia="zh-CN"/>
-        </w:rPr>
-      </w:pPr>
-      <w:r>
-        <w:rPr>
-          <w:rFonts w:hint="default" w:ascii="宋体" w:hAnsi="宋体" w:eastAsia="宋体" w:cs="宋体"/>
+          <w:b/>
+          <w:bCs/>
+          <w:sz w:val="24"/>
+          <w:szCs w:val="24"/>
+          <w:lang w:val="en-US" w:eastAsia="zh-CN"/>
+        </w:rPr>
+      </w:pPr>
+      <w:r>
+        <w:rPr>
+          <w:rFonts w:hint="default" w:ascii="宋体" w:hAnsi="宋体" w:eastAsia="宋体" w:cs="宋体"/>
+          <w:b/>
+          <w:bCs/>
           <w:sz w:val="24"/>
           <w:szCs w:val="24"/>
           <w:lang w:val="en-US" w:eastAsia="zh-CN"/>
@@ -364,14 +392,18 @@
         <w:ind w:firstLine="420" w:firstLineChars="0"/>
         <w:rPr>
           <w:rFonts w:hint="default" w:ascii="宋体" w:hAnsi="宋体" w:eastAsia="宋体" w:cs="宋体"/>
-          <w:sz w:val="24"/>
-          <w:szCs w:val="24"/>
-          <w:lang w:val="en-US" w:eastAsia="zh-CN"/>
-        </w:rPr>
-      </w:pPr>
-      <w:r>
-        <w:rPr>
-          <w:rFonts w:hint="default" w:ascii="宋体" w:hAnsi="宋体" w:eastAsia="宋体" w:cs="宋体"/>
+          <w:b/>
+          <w:bCs/>
+          <w:sz w:val="24"/>
+          <w:szCs w:val="24"/>
+          <w:lang w:val="en-US" w:eastAsia="zh-CN"/>
+        </w:rPr>
+      </w:pPr>
+      <w:r>
+        <w:rPr>
+          <w:rFonts w:hint="default" w:ascii="宋体" w:hAnsi="宋体" w:eastAsia="宋体" w:cs="宋体"/>
+          <w:b/>
+          <w:bCs/>
           <w:sz w:val="24"/>
           <w:szCs w:val="24"/>
           <w:lang w:val="en-US" w:eastAsia="zh-CN"/>
@@ -384,14 +416,18 @@
         <w:ind w:firstLine="420" w:firstLineChars="0"/>
         <w:rPr>
           <w:rFonts w:hint="default" w:ascii="宋体" w:hAnsi="宋体" w:eastAsia="宋体" w:cs="宋体"/>
-          <w:sz w:val="24"/>
-          <w:szCs w:val="24"/>
-          <w:lang w:val="en-US" w:eastAsia="zh-CN"/>
-        </w:rPr>
-      </w:pPr>
-      <w:r>
-        <w:rPr>
-          <w:rFonts w:hint="default" w:ascii="宋体" w:hAnsi="宋体" w:eastAsia="宋体" w:cs="宋体"/>
+          <w:b/>
+          <w:bCs/>
+          <w:sz w:val="24"/>
+          <w:szCs w:val="24"/>
+          <w:lang w:val="en-US" w:eastAsia="zh-CN"/>
+        </w:rPr>
+      </w:pPr>
+      <w:r>
+        <w:rPr>
+          <w:rFonts w:hint="default" w:ascii="宋体" w:hAnsi="宋体" w:eastAsia="宋体" w:cs="宋体"/>
+          <w:b/>
+          <w:bCs/>
           <w:sz w:val="24"/>
           <w:szCs w:val="24"/>
           <w:lang w:val="en-US" w:eastAsia="zh-CN"/>
@@ -404,14 +440,18 @@
         <w:ind w:firstLine="420" w:firstLineChars="0"/>
         <w:rPr>
           <w:rFonts w:hint="default" w:ascii="宋体" w:hAnsi="宋体" w:eastAsia="宋体" w:cs="宋体"/>
-          <w:sz w:val="24"/>
-          <w:szCs w:val="24"/>
-          <w:lang w:val="en-US" w:eastAsia="zh-CN"/>
-        </w:rPr>
-      </w:pPr>
-      <w:r>
-        <w:rPr>
-          <w:rFonts w:hint="default" w:ascii="宋体" w:hAnsi="宋体" w:eastAsia="宋体" w:cs="宋体"/>
+          <w:b/>
+          <w:bCs/>
+          <w:sz w:val="24"/>
+          <w:szCs w:val="24"/>
+          <w:lang w:val="en-US" w:eastAsia="zh-CN"/>
+        </w:rPr>
+      </w:pPr>
+      <w:r>
+        <w:rPr>
+          <w:rFonts w:hint="default" w:ascii="宋体" w:hAnsi="宋体" w:eastAsia="宋体" w:cs="宋体"/>
+          <w:b/>
+          <w:bCs/>
           <w:sz w:val="24"/>
           <w:szCs w:val="24"/>
           <w:lang w:val="en-US" w:eastAsia="zh-CN"/>
@@ -424,14 +464,18 @@
         <w:ind w:firstLine="420" w:firstLineChars="0"/>
         <w:rPr>
           <w:rFonts w:hint="default" w:ascii="宋体" w:hAnsi="宋体" w:eastAsia="宋体" w:cs="宋体"/>
-          <w:sz w:val="24"/>
-          <w:szCs w:val="24"/>
-          <w:lang w:val="en-US" w:eastAsia="zh-CN"/>
-        </w:rPr>
-      </w:pPr>
-      <w:r>
-        <w:rPr>
-          <w:rFonts w:hint="default" w:ascii="宋体" w:hAnsi="宋体" w:eastAsia="宋体" w:cs="宋体"/>
+          <w:b/>
+          <w:bCs/>
+          <w:sz w:val="24"/>
+          <w:szCs w:val="24"/>
+          <w:lang w:val="en-US" w:eastAsia="zh-CN"/>
+        </w:rPr>
+      </w:pPr>
+      <w:r>
+        <w:rPr>
+          <w:rFonts w:hint="default" w:ascii="宋体" w:hAnsi="宋体" w:eastAsia="宋体" w:cs="宋体"/>
+          <w:b/>
+          <w:bCs/>
           <w:sz w:val="24"/>
           <w:szCs w:val="24"/>
           <w:lang w:val="en-US" w:eastAsia="zh-CN"/>
@@ -444,14 +488,18 @@
         <w:ind w:firstLine="420" w:firstLineChars="0"/>
         <w:rPr>
           <w:rFonts w:hint="default" w:ascii="宋体" w:hAnsi="宋体" w:eastAsia="宋体" w:cs="宋体"/>
-          <w:sz w:val="24"/>
-          <w:szCs w:val="24"/>
-          <w:lang w:val="en-US" w:eastAsia="zh-CN"/>
-        </w:rPr>
-      </w:pPr>
-      <w:r>
-        <w:rPr>
-          <w:rFonts w:hint="default" w:ascii="宋体" w:hAnsi="宋体" w:eastAsia="宋体" w:cs="宋体"/>
+          <w:b/>
+          <w:bCs/>
+          <w:sz w:val="24"/>
+          <w:szCs w:val="24"/>
+          <w:lang w:val="en-US" w:eastAsia="zh-CN"/>
+        </w:rPr>
+      </w:pPr>
+      <w:r>
+        <w:rPr>
+          <w:rFonts w:hint="default" w:ascii="宋体" w:hAnsi="宋体" w:eastAsia="宋体" w:cs="宋体"/>
+          <w:b/>
+          <w:bCs/>
           <w:sz w:val="24"/>
           <w:szCs w:val="24"/>
           <w:lang w:val="en-US" w:eastAsia="zh-CN"/>
@@ -464,14 +512,18 @@
         <w:ind w:firstLine="420" w:firstLineChars="0"/>
         <w:rPr>
           <w:rFonts w:hint="default" w:ascii="宋体" w:hAnsi="宋体" w:eastAsia="宋体" w:cs="宋体"/>
-          <w:sz w:val="24"/>
-          <w:szCs w:val="24"/>
-          <w:lang w:val="en-US" w:eastAsia="zh-CN"/>
-        </w:rPr>
-      </w:pPr>
-      <w:r>
-        <w:rPr>
-          <w:rFonts w:hint="default" w:ascii="宋体" w:hAnsi="宋体" w:eastAsia="宋体" w:cs="宋体"/>
+          <w:b/>
+          <w:bCs/>
+          <w:sz w:val="24"/>
+          <w:szCs w:val="24"/>
+          <w:lang w:val="en-US" w:eastAsia="zh-CN"/>
+        </w:rPr>
+      </w:pPr>
+      <w:r>
+        <w:rPr>
+          <w:rFonts w:hint="default" w:ascii="宋体" w:hAnsi="宋体" w:eastAsia="宋体" w:cs="宋体"/>
+          <w:b/>
+          <w:bCs/>
           <w:sz w:val="24"/>
           <w:szCs w:val="24"/>
           <w:lang w:val="en-US" w:eastAsia="zh-CN"/>
@@ -492,6 +544,8 @@
       <w:r>
         <w:rPr>
           <w:rFonts w:hint="default" w:ascii="宋体" w:hAnsi="宋体" w:eastAsia="宋体" w:cs="宋体"/>
+          <w:b/>
+          <w:bCs/>
           <w:sz w:val="24"/>
           <w:szCs w:val="24"/>
           <w:lang w:val="en-US" w:eastAsia="zh-CN"/>
@@ -524,14 +578,18 @@
         <w:ind w:firstLine="420" w:firstLineChars="0"/>
         <w:rPr>
           <w:rFonts w:hint="default" w:ascii="宋体" w:hAnsi="宋体" w:eastAsia="宋体" w:cs="宋体"/>
-          <w:sz w:val="24"/>
-          <w:szCs w:val="24"/>
-          <w:lang w:val="en-US" w:eastAsia="zh-CN"/>
-        </w:rPr>
-      </w:pPr>
-      <w:r>
-        <w:rPr>
-          <w:rFonts w:hint="default" w:ascii="宋体" w:hAnsi="宋体" w:eastAsia="宋体" w:cs="宋体"/>
+          <w:b/>
+          <w:bCs/>
+          <w:sz w:val="24"/>
+          <w:szCs w:val="24"/>
+          <w:lang w:val="en-US" w:eastAsia="zh-CN"/>
+        </w:rPr>
+      </w:pPr>
+      <w:r>
+        <w:rPr>
+          <w:rFonts w:hint="default" w:ascii="宋体" w:hAnsi="宋体" w:eastAsia="宋体" w:cs="宋体"/>
+          <w:b/>
+          <w:bCs/>
           <w:sz w:val="24"/>
           <w:szCs w:val="24"/>
           <w:lang w:val="en-US" w:eastAsia="zh-CN"/>
@@ -544,14 +602,18 @@
         <w:ind w:firstLine="420" w:firstLineChars="0"/>
         <w:rPr>
           <w:rFonts w:hint="default" w:ascii="宋体" w:hAnsi="宋体" w:eastAsia="宋体" w:cs="宋体"/>
-          <w:sz w:val="24"/>
-          <w:szCs w:val="24"/>
-          <w:lang w:val="en-US" w:eastAsia="zh-CN"/>
-        </w:rPr>
-      </w:pPr>
-      <w:r>
-        <w:rPr>
-          <w:rFonts w:hint="default" w:ascii="宋体" w:hAnsi="宋体" w:eastAsia="宋体" w:cs="宋体"/>
+          <w:b/>
+          <w:bCs/>
+          <w:sz w:val="24"/>
+          <w:szCs w:val="24"/>
+          <w:lang w:val="en-US" w:eastAsia="zh-CN"/>
+        </w:rPr>
+      </w:pPr>
+      <w:r>
+        <w:rPr>
+          <w:rFonts w:hint="default" w:ascii="宋体" w:hAnsi="宋体" w:eastAsia="宋体" w:cs="宋体"/>
+          <w:b/>
+          <w:bCs/>
           <w:sz w:val="24"/>
           <w:szCs w:val="24"/>
           <w:lang w:val="en-US" w:eastAsia="zh-CN"/>
@@ -564,14 +626,18 @@
         <w:ind w:firstLine="420" w:firstLineChars="0"/>
         <w:rPr>
           <w:rFonts w:hint="default" w:ascii="宋体" w:hAnsi="宋体" w:eastAsia="宋体" w:cs="宋体"/>
-          <w:sz w:val="24"/>
-          <w:szCs w:val="24"/>
-          <w:lang w:val="en-US" w:eastAsia="zh-CN"/>
-        </w:rPr>
-      </w:pPr>
-      <w:r>
-        <w:rPr>
-          <w:rFonts w:hint="default" w:ascii="宋体" w:hAnsi="宋体" w:eastAsia="宋体" w:cs="宋体"/>
+          <w:b/>
+          <w:bCs/>
+          <w:sz w:val="24"/>
+          <w:szCs w:val="24"/>
+          <w:lang w:val="en-US" w:eastAsia="zh-CN"/>
+        </w:rPr>
+      </w:pPr>
+      <w:r>
+        <w:rPr>
+          <w:rFonts w:hint="default" w:ascii="宋体" w:hAnsi="宋体" w:eastAsia="宋体" w:cs="宋体"/>
+          <w:b/>
+          <w:bCs/>
           <w:sz w:val="24"/>
           <w:szCs w:val="24"/>
           <w:lang w:val="en-US" w:eastAsia="zh-CN"/>
@@ -584,14 +650,18 @@
         <w:ind w:firstLine="420" w:firstLineChars="0"/>
         <w:rPr>
           <w:rFonts w:hint="default" w:ascii="宋体" w:hAnsi="宋体" w:eastAsia="宋体" w:cs="宋体"/>
-          <w:sz w:val="24"/>
-          <w:szCs w:val="24"/>
-          <w:lang w:val="en-US" w:eastAsia="zh-CN"/>
-        </w:rPr>
-      </w:pPr>
-      <w:r>
-        <w:rPr>
-          <w:rFonts w:hint="default" w:ascii="宋体" w:hAnsi="宋体" w:eastAsia="宋体" w:cs="宋体"/>
+          <w:b/>
+          <w:bCs/>
+          <w:sz w:val="24"/>
+          <w:szCs w:val="24"/>
+          <w:lang w:val="en-US" w:eastAsia="zh-CN"/>
+        </w:rPr>
+      </w:pPr>
+      <w:r>
+        <w:rPr>
+          <w:rFonts w:hint="default" w:ascii="宋体" w:hAnsi="宋体" w:eastAsia="宋体" w:cs="宋体"/>
+          <w:b/>
+          <w:bCs/>
           <w:sz w:val="24"/>
           <w:szCs w:val="24"/>
           <w:lang w:val="en-US" w:eastAsia="zh-CN"/>
@@ -604,14 +674,18 @@
         <w:ind w:firstLine="420" w:firstLineChars="0"/>
         <w:rPr>
           <w:rFonts w:hint="default" w:ascii="宋体" w:hAnsi="宋体" w:eastAsia="宋体" w:cs="宋体"/>
-          <w:sz w:val="24"/>
-          <w:szCs w:val="24"/>
-          <w:lang w:val="en-US" w:eastAsia="zh-CN"/>
-        </w:rPr>
-      </w:pPr>
-      <w:r>
-        <w:rPr>
-          <w:rFonts w:hint="default" w:ascii="宋体" w:hAnsi="宋体" w:eastAsia="宋体" w:cs="宋体"/>
+          <w:b/>
+          <w:bCs/>
+          <w:sz w:val="24"/>
+          <w:szCs w:val="24"/>
+          <w:lang w:val="en-US" w:eastAsia="zh-CN"/>
+        </w:rPr>
+      </w:pPr>
+      <w:r>
+        <w:rPr>
+          <w:rFonts w:hint="default" w:ascii="宋体" w:hAnsi="宋体" w:eastAsia="宋体" w:cs="宋体"/>
+          <w:b/>
+          <w:bCs/>
           <w:sz w:val="24"/>
           <w:szCs w:val="24"/>
           <w:lang w:val="en-US" w:eastAsia="zh-CN"/>
@@ -624,14 +698,18 @@
         <w:ind w:firstLine="420" w:firstLineChars="0"/>
         <w:rPr>
           <w:rFonts w:hint="default" w:ascii="宋体" w:hAnsi="宋体" w:eastAsia="宋体" w:cs="宋体"/>
-          <w:sz w:val="24"/>
-          <w:szCs w:val="24"/>
-          <w:lang w:val="en-US" w:eastAsia="zh-CN"/>
-        </w:rPr>
-      </w:pPr>
-      <w:r>
-        <w:rPr>
-          <w:rFonts w:hint="default" w:ascii="宋体" w:hAnsi="宋体" w:eastAsia="宋体" w:cs="宋体"/>
+          <w:b/>
+          <w:bCs/>
+          <w:sz w:val="24"/>
+          <w:szCs w:val="24"/>
+          <w:lang w:val="en-US" w:eastAsia="zh-CN"/>
+        </w:rPr>
+      </w:pPr>
+      <w:r>
+        <w:rPr>
+          <w:rFonts w:hint="default" w:ascii="宋体" w:hAnsi="宋体" w:eastAsia="宋体" w:cs="宋体"/>
+          <w:b/>
+          <w:bCs/>
           <w:sz w:val="24"/>
           <w:szCs w:val="24"/>
           <w:lang w:val="en-US" w:eastAsia="zh-CN"/>
@@ -644,14 +722,18 @@
         <w:ind w:firstLine="420" w:firstLineChars="0"/>
         <w:rPr>
           <w:rFonts w:hint="default" w:ascii="宋体" w:hAnsi="宋体" w:eastAsia="宋体" w:cs="宋体"/>
-          <w:sz w:val="24"/>
-          <w:szCs w:val="24"/>
-          <w:lang w:val="en-US" w:eastAsia="zh-CN"/>
-        </w:rPr>
-      </w:pPr>
-      <w:r>
-        <w:rPr>
-          <w:rFonts w:hint="default" w:ascii="宋体" w:hAnsi="宋体" w:eastAsia="宋体" w:cs="宋体"/>
+          <w:b/>
+          <w:bCs/>
+          <w:sz w:val="24"/>
+          <w:szCs w:val="24"/>
+          <w:lang w:val="en-US" w:eastAsia="zh-CN"/>
+        </w:rPr>
+      </w:pPr>
+      <w:r>
+        <w:rPr>
+          <w:rFonts w:hint="default" w:ascii="宋体" w:hAnsi="宋体" w:eastAsia="宋体" w:cs="宋体"/>
+          <w:b/>
+          <w:bCs/>
           <w:sz w:val="24"/>
           <w:szCs w:val="24"/>
           <w:lang w:val="en-US" w:eastAsia="zh-CN"/>
@@ -664,14 +746,18 @@
         <w:ind w:firstLine="420" w:firstLineChars="0"/>
         <w:rPr>
           <w:rFonts w:hint="default" w:ascii="宋体" w:hAnsi="宋体" w:eastAsia="宋体" w:cs="宋体"/>
-          <w:sz w:val="24"/>
-          <w:szCs w:val="24"/>
-          <w:lang w:val="en-US" w:eastAsia="zh-CN"/>
-        </w:rPr>
-      </w:pPr>
-      <w:r>
-        <w:rPr>
-          <w:rFonts w:hint="default" w:ascii="宋体" w:hAnsi="宋体" w:eastAsia="宋体" w:cs="宋体"/>
+          <w:b/>
+          <w:bCs/>
+          <w:sz w:val="24"/>
+          <w:szCs w:val="24"/>
+          <w:lang w:val="en-US" w:eastAsia="zh-CN"/>
+        </w:rPr>
+      </w:pPr>
+      <w:r>
+        <w:rPr>
+          <w:rFonts w:hint="default" w:ascii="宋体" w:hAnsi="宋体" w:eastAsia="宋体" w:cs="宋体"/>
+          <w:b/>
+          <w:bCs/>
           <w:sz w:val="24"/>
           <w:szCs w:val="24"/>
           <w:lang w:val="en-US" w:eastAsia="zh-CN"/>
@@ -684,25 +770,31 @@
         <w:ind w:firstLine="420" w:firstLineChars="0"/>
         <w:rPr>
           <w:rFonts w:hint="default" w:ascii="宋体" w:hAnsi="宋体" w:eastAsia="宋体" w:cs="宋体"/>
-          <w:sz w:val="24"/>
-          <w:szCs w:val="24"/>
-          <w:lang w:val="en-US" w:eastAsia="zh-CN"/>
-        </w:rPr>
-      </w:pPr>
-    </w:p>
-    <w:p>
-      <w:pPr>
-        <w:ind w:firstLine="420" w:firstLineChars="0"/>
-        <w:rPr>
-          <w:rFonts w:hint="default" w:ascii="宋体" w:hAnsi="宋体" w:eastAsia="宋体" w:cs="宋体"/>
-          <w:sz w:val="24"/>
-          <w:szCs w:val="24"/>
-          <w:lang w:val="en-US" w:eastAsia="zh-CN"/>
-        </w:rPr>
-      </w:pPr>
-      <w:r>
-        <w:rPr>
-          <w:rFonts w:hint="default" w:ascii="宋体" w:hAnsi="宋体" w:eastAsia="宋体" w:cs="宋体"/>
+          <w:b/>
+          <w:bCs/>
+          <w:sz w:val="24"/>
+          <w:szCs w:val="24"/>
+          <w:lang w:val="en-US" w:eastAsia="zh-CN"/>
+        </w:rPr>
+      </w:pPr>
+    </w:p>
+    <w:p>
+      <w:pPr>
+        <w:ind w:firstLine="420" w:firstLineChars="0"/>
+        <w:rPr>
+          <w:rFonts w:hint="default" w:ascii="宋体" w:hAnsi="宋体" w:eastAsia="宋体" w:cs="宋体"/>
+          <w:b/>
+          <w:bCs/>
+          <w:sz w:val="24"/>
+          <w:szCs w:val="24"/>
+          <w:lang w:val="en-US" w:eastAsia="zh-CN"/>
+        </w:rPr>
+      </w:pPr>
+      <w:r>
+        <w:rPr>
+          <w:rFonts w:hint="default" w:ascii="宋体" w:hAnsi="宋体" w:eastAsia="宋体" w:cs="宋体"/>
+          <w:b/>
+          <w:bCs/>
           <w:sz w:val="24"/>
           <w:szCs w:val="24"/>
           <w:lang w:val="en-US" w:eastAsia="zh-CN"/>
@@ -715,14 +807,18 @@
         <w:ind w:firstLine="420" w:firstLineChars="0"/>
         <w:rPr>
           <w:rFonts w:hint="default" w:ascii="宋体" w:hAnsi="宋体" w:eastAsia="宋体" w:cs="宋体"/>
-          <w:sz w:val="24"/>
-          <w:szCs w:val="24"/>
-          <w:lang w:val="en-US" w:eastAsia="zh-CN"/>
-        </w:rPr>
-      </w:pPr>
-      <w:r>
-        <w:rPr>
-          <w:rFonts w:hint="default" w:ascii="宋体" w:hAnsi="宋体" w:eastAsia="宋体" w:cs="宋体"/>
+          <w:b/>
+          <w:bCs/>
+          <w:sz w:val="24"/>
+          <w:szCs w:val="24"/>
+          <w:lang w:val="en-US" w:eastAsia="zh-CN"/>
+        </w:rPr>
+      </w:pPr>
+      <w:r>
+        <w:rPr>
+          <w:rFonts w:hint="default" w:ascii="宋体" w:hAnsi="宋体" w:eastAsia="宋体" w:cs="宋体"/>
+          <w:b/>
+          <w:bCs/>
           <w:sz w:val="24"/>
           <w:szCs w:val="24"/>
           <w:lang w:val="en-US" w:eastAsia="zh-CN"/>
@@ -735,14 +831,18 @@
         <w:ind w:firstLine="420" w:firstLineChars="0"/>
         <w:rPr>
           <w:rFonts w:hint="default" w:ascii="宋体" w:hAnsi="宋体" w:eastAsia="宋体" w:cs="宋体"/>
-          <w:sz w:val="24"/>
-          <w:szCs w:val="24"/>
-          <w:lang w:val="en-US" w:eastAsia="zh-CN"/>
-        </w:rPr>
-      </w:pPr>
-      <w:r>
-        <w:rPr>
-          <w:rFonts w:hint="default" w:ascii="宋体" w:hAnsi="宋体" w:eastAsia="宋体" w:cs="宋体"/>
+          <w:b/>
+          <w:bCs/>
+          <w:sz w:val="24"/>
+          <w:szCs w:val="24"/>
+          <w:lang w:val="en-US" w:eastAsia="zh-CN"/>
+        </w:rPr>
+      </w:pPr>
+      <w:r>
+        <w:rPr>
+          <w:rFonts w:hint="default" w:ascii="宋体" w:hAnsi="宋体" w:eastAsia="宋体" w:cs="宋体"/>
+          <w:b/>
+          <w:bCs/>
           <w:sz w:val="24"/>
           <w:szCs w:val="24"/>
           <w:lang w:val="en-US" w:eastAsia="zh-CN"/>
@@ -767,7 +867,18 @@
           <w:szCs w:val="24"/>
           <w:lang w:val="en-US" w:eastAsia="zh-CN"/>
         </w:rPr>
-        <w:t>否则有可能报错：..\FreeRTOS\portable\ARM_CM4F\port.c(503): error: A1586E: Bad operand types (UnDefOT, Constant) for operator ( ；</w:t>
+        <w:t>否则有可能报错：</w:t>
+      </w:r>
+      <w:r>
+        <w:rPr>
+          <w:rFonts w:hint="eastAsia" w:ascii="宋体" w:hAnsi="宋体" w:eastAsia="宋体" w:cs="宋体"/>
+          <w:b/>
+          <w:bCs/>
+          <w:sz w:val="24"/>
+          <w:szCs w:val="24"/>
+          <w:lang w:val="en-US" w:eastAsia="zh-CN"/>
+        </w:rPr>
+        <w:t>..\FreeRTOS\portable\ARM_CM4F\port.c(503): error: A1586E: Bad operand types (UnDefOT, Constant) for operator ( ；</w:t>
       </w:r>
     </w:p>
     <w:p>
@@ -845,6 +956,7 @@
     <w:p>
       <w:pPr>
         <w:numPr>
+          <w:ilvl w:val="0"/>
           <w:numId w:val="0"/>
         </w:numPr>
         <w:ind w:left="420" w:leftChars="0"/>
@@ -868,19 +980,24 @@
     <w:p>
       <w:pPr>
         <w:numPr>
+          <w:ilvl w:val="0"/>
           <w:numId w:val="0"/>
         </w:numPr>
         <w:ind w:left="420" w:leftChars="0"/>
         <w:rPr>
           <w:rFonts w:hint="default" w:ascii="宋体" w:hAnsi="宋体" w:eastAsia="宋体" w:cs="宋体"/>
-          <w:sz w:val="24"/>
-          <w:szCs w:val="24"/>
-          <w:lang w:val="en-US" w:eastAsia="zh-CN"/>
-        </w:rPr>
-      </w:pPr>
-      <w:r>
-        <w:rPr>
-          <w:rFonts w:hint="default" w:ascii="宋体" w:hAnsi="宋体" w:eastAsia="宋体" w:cs="宋体"/>
+          <w:b/>
+          <w:bCs/>
+          <w:sz w:val="24"/>
+          <w:szCs w:val="24"/>
+          <w:lang w:val="en-US" w:eastAsia="zh-CN"/>
+        </w:rPr>
+      </w:pPr>
+      <w:r>
+        <w:rPr>
+          <w:rFonts w:hint="default" w:ascii="宋体" w:hAnsi="宋体" w:eastAsia="宋体" w:cs="宋体"/>
+          <w:b/>
+          <w:bCs/>
           <w:sz w:val="24"/>
           <w:szCs w:val="24"/>
           <w:lang w:val="en-US" w:eastAsia="zh-CN"/>
@@ -891,19 +1008,24 @@
     <w:p>
       <w:pPr>
         <w:numPr>
+          <w:ilvl w:val="0"/>
           <w:numId w:val="0"/>
         </w:numPr>
         <w:ind w:left="420" w:leftChars="0"/>
         <w:rPr>
           <w:rFonts w:hint="default" w:ascii="宋体" w:hAnsi="宋体" w:eastAsia="宋体" w:cs="宋体"/>
-          <w:sz w:val="24"/>
-          <w:szCs w:val="24"/>
-          <w:lang w:val="en-US" w:eastAsia="zh-CN"/>
-        </w:rPr>
-      </w:pPr>
-      <w:r>
-        <w:rPr>
-          <w:rFonts w:hint="default" w:ascii="宋体" w:hAnsi="宋体" w:eastAsia="宋体" w:cs="宋体"/>
+          <w:b/>
+          <w:bCs/>
+          <w:sz w:val="24"/>
+          <w:szCs w:val="24"/>
+          <w:lang w:val="en-US" w:eastAsia="zh-CN"/>
+        </w:rPr>
+      </w:pPr>
+      <w:r>
+        <w:rPr>
+          <w:rFonts w:hint="default" w:ascii="宋体" w:hAnsi="宋体" w:eastAsia="宋体" w:cs="宋体"/>
+          <w:b/>
+          <w:bCs/>
           <w:sz w:val="24"/>
           <w:szCs w:val="24"/>
           <w:lang w:val="en-US" w:eastAsia="zh-CN"/>
@@ -914,19 +1036,24 @@
     <w:p>
       <w:pPr>
         <w:numPr>
+          <w:ilvl w:val="0"/>
           <w:numId w:val="0"/>
         </w:numPr>
         <w:ind w:left="420" w:leftChars="0"/>
         <w:rPr>
           <w:rFonts w:hint="default" w:ascii="宋体" w:hAnsi="宋体" w:eastAsia="宋体" w:cs="宋体"/>
-          <w:sz w:val="24"/>
-          <w:szCs w:val="24"/>
-          <w:lang w:val="en-US" w:eastAsia="zh-CN"/>
-        </w:rPr>
-      </w:pPr>
-      <w:r>
-        <w:rPr>
-          <w:rFonts w:hint="default" w:ascii="宋体" w:hAnsi="宋体" w:eastAsia="宋体" w:cs="宋体"/>
+          <w:b/>
+          <w:bCs/>
+          <w:sz w:val="24"/>
+          <w:szCs w:val="24"/>
+          <w:lang w:val="en-US" w:eastAsia="zh-CN"/>
+        </w:rPr>
+      </w:pPr>
+      <w:r>
+        <w:rPr>
+          <w:rFonts w:hint="default" w:ascii="宋体" w:hAnsi="宋体" w:eastAsia="宋体" w:cs="宋体"/>
+          <w:b/>
+          <w:bCs/>
           <w:sz w:val="24"/>
           <w:szCs w:val="24"/>
           <w:lang w:val="en-US" w:eastAsia="zh-CN"/>
@@ -937,19 +1064,24 @@
     <w:p>
       <w:pPr>
         <w:numPr>
+          <w:ilvl w:val="0"/>
           <w:numId w:val="0"/>
         </w:numPr>
         <w:ind w:left="420" w:leftChars="0"/>
         <w:rPr>
           <w:rFonts w:hint="default" w:ascii="宋体" w:hAnsi="宋体" w:eastAsia="宋体" w:cs="宋体"/>
-          <w:sz w:val="24"/>
-          <w:szCs w:val="24"/>
-          <w:lang w:val="en-US" w:eastAsia="zh-CN"/>
-        </w:rPr>
-      </w:pPr>
-      <w:r>
-        <w:rPr>
-          <w:rFonts w:hint="default" w:ascii="宋体" w:hAnsi="宋体" w:eastAsia="宋体" w:cs="宋体"/>
+          <w:b/>
+          <w:bCs/>
+          <w:sz w:val="24"/>
+          <w:szCs w:val="24"/>
+          <w:lang w:val="en-US" w:eastAsia="zh-CN"/>
+        </w:rPr>
+      </w:pPr>
+      <w:r>
+        <w:rPr>
+          <w:rFonts w:hint="default" w:ascii="宋体" w:hAnsi="宋体" w:eastAsia="宋体" w:cs="宋体"/>
+          <w:b/>
+          <w:bCs/>
           <w:sz w:val="24"/>
           <w:szCs w:val="24"/>
           <w:lang w:val="en-US" w:eastAsia="zh-CN"/>
@@ -960,19 +1092,24 @@
     <w:p>
       <w:pPr>
         <w:numPr>
+          <w:ilvl w:val="0"/>
           <w:numId w:val="0"/>
         </w:numPr>
         <w:ind w:left="420" w:leftChars="0"/>
         <w:rPr>
           <w:rFonts w:hint="default" w:ascii="宋体" w:hAnsi="宋体" w:eastAsia="宋体" w:cs="宋体"/>
-          <w:sz w:val="24"/>
-          <w:szCs w:val="24"/>
-          <w:lang w:val="en-US" w:eastAsia="zh-CN"/>
-        </w:rPr>
-      </w:pPr>
-      <w:r>
-        <w:rPr>
-          <w:rFonts w:hint="default" w:ascii="宋体" w:hAnsi="宋体" w:eastAsia="宋体" w:cs="宋体"/>
+          <w:b/>
+          <w:bCs/>
+          <w:sz w:val="24"/>
+          <w:szCs w:val="24"/>
+          <w:lang w:val="en-US" w:eastAsia="zh-CN"/>
+        </w:rPr>
+      </w:pPr>
+      <w:r>
+        <w:rPr>
+          <w:rFonts w:hint="default" w:ascii="宋体" w:hAnsi="宋体" w:eastAsia="宋体" w:cs="宋体"/>
+          <w:b/>
+          <w:bCs/>
           <w:sz w:val="24"/>
           <w:szCs w:val="24"/>
           <w:lang w:val="en-US" w:eastAsia="zh-CN"/>
@@ -983,19 +1120,24 @@
     <w:p>
       <w:pPr>
         <w:numPr>
+          <w:ilvl w:val="0"/>
           <w:numId w:val="0"/>
         </w:numPr>
         <w:ind w:left="420" w:leftChars="0"/>
         <w:rPr>
           <w:rFonts w:hint="default" w:ascii="宋体" w:hAnsi="宋体" w:eastAsia="宋体" w:cs="宋体"/>
-          <w:sz w:val="24"/>
-          <w:szCs w:val="24"/>
-          <w:lang w:val="en-US" w:eastAsia="zh-CN"/>
-        </w:rPr>
-      </w:pPr>
-      <w:r>
-        <w:rPr>
-          <w:rFonts w:hint="default" w:ascii="宋体" w:hAnsi="宋体" w:eastAsia="宋体" w:cs="宋体"/>
+          <w:b/>
+          <w:bCs/>
+          <w:sz w:val="24"/>
+          <w:szCs w:val="24"/>
+          <w:lang w:val="en-US" w:eastAsia="zh-CN"/>
+        </w:rPr>
+      </w:pPr>
+      <w:r>
+        <w:rPr>
+          <w:rFonts w:hint="default" w:ascii="宋体" w:hAnsi="宋体" w:eastAsia="宋体" w:cs="宋体"/>
+          <w:b/>
+          <w:bCs/>
           <w:sz w:val="24"/>
           <w:szCs w:val="24"/>
           <w:lang w:val="en-US" w:eastAsia="zh-CN"/>
@@ -1006,19 +1148,24 @@
     <w:p>
       <w:pPr>
         <w:numPr>
+          <w:ilvl w:val="0"/>
           <w:numId w:val="0"/>
         </w:numPr>
         <w:ind w:left="420" w:leftChars="0"/>
         <w:rPr>
           <w:rFonts w:hint="default" w:ascii="宋体" w:hAnsi="宋体" w:eastAsia="宋体" w:cs="宋体"/>
-          <w:sz w:val="24"/>
-          <w:szCs w:val="24"/>
-          <w:lang w:val="en-US" w:eastAsia="zh-CN"/>
-        </w:rPr>
-      </w:pPr>
-      <w:r>
-        <w:rPr>
-          <w:rFonts w:hint="default" w:ascii="宋体" w:hAnsi="宋体" w:eastAsia="宋体" w:cs="宋体"/>
+          <w:b/>
+          <w:bCs/>
+          <w:sz w:val="24"/>
+          <w:szCs w:val="24"/>
+          <w:lang w:val="en-US" w:eastAsia="zh-CN"/>
+        </w:rPr>
+      </w:pPr>
+      <w:r>
+        <w:rPr>
+          <w:rFonts w:hint="default" w:ascii="宋体" w:hAnsi="宋体" w:eastAsia="宋体" w:cs="宋体"/>
+          <w:b/>
+          <w:bCs/>
           <w:sz w:val="24"/>
           <w:szCs w:val="24"/>
           <w:lang w:val="en-US" w:eastAsia="zh-CN"/>
@@ -1029,19 +1176,24 @@
     <w:p>
       <w:pPr>
         <w:numPr>
+          <w:ilvl w:val="0"/>
           <w:numId w:val="0"/>
         </w:numPr>
         <w:ind w:left="420" w:leftChars="0"/>
         <w:rPr>
           <w:rFonts w:hint="default" w:ascii="宋体" w:hAnsi="宋体" w:eastAsia="宋体" w:cs="宋体"/>
-          <w:sz w:val="24"/>
-          <w:szCs w:val="24"/>
-          <w:lang w:val="en-US" w:eastAsia="zh-CN"/>
-        </w:rPr>
-      </w:pPr>
-      <w:r>
-        <w:rPr>
-          <w:rFonts w:hint="default" w:ascii="宋体" w:hAnsi="宋体" w:eastAsia="宋体" w:cs="宋体"/>
+          <w:b/>
+          <w:bCs/>
+          <w:sz w:val="24"/>
+          <w:szCs w:val="24"/>
+          <w:lang w:val="en-US" w:eastAsia="zh-CN"/>
+        </w:rPr>
+      </w:pPr>
+      <w:r>
+        <w:rPr>
+          <w:rFonts w:hint="default" w:ascii="宋体" w:hAnsi="宋体" w:eastAsia="宋体" w:cs="宋体"/>
+          <w:b/>
+          <w:bCs/>
           <w:sz w:val="24"/>
           <w:szCs w:val="24"/>
           <w:lang w:val="en-US" w:eastAsia="zh-CN"/>
@@ -1052,19 +1204,24 @@
     <w:p>
       <w:pPr>
         <w:numPr>
+          <w:ilvl w:val="0"/>
           <w:numId w:val="0"/>
         </w:numPr>
         <w:ind w:left="420" w:leftChars="0"/>
         <w:rPr>
           <w:rFonts w:hint="default" w:ascii="宋体" w:hAnsi="宋体" w:eastAsia="宋体" w:cs="宋体"/>
-          <w:sz w:val="24"/>
-          <w:szCs w:val="24"/>
-          <w:lang w:val="en-US" w:eastAsia="zh-CN"/>
-        </w:rPr>
-      </w:pPr>
-      <w:r>
-        <w:rPr>
-          <w:rFonts w:hint="default" w:ascii="宋体" w:hAnsi="宋体" w:eastAsia="宋体" w:cs="宋体"/>
+          <w:b/>
+          <w:bCs/>
+          <w:sz w:val="24"/>
+          <w:szCs w:val="24"/>
+          <w:lang w:val="en-US" w:eastAsia="zh-CN"/>
+        </w:rPr>
+      </w:pPr>
+      <w:r>
+        <w:rPr>
+          <w:rFonts w:hint="default" w:ascii="宋体" w:hAnsi="宋体" w:eastAsia="宋体" w:cs="宋体"/>
+          <w:b/>
+          <w:bCs/>
           <w:sz w:val="24"/>
           <w:szCs w:val="24"/>
           <w:lang w:val="en-US" w:eastAsia="zh-CN"/>
@@ -1075,19 +1232,24 @@
     <w:p>
       <w:pPr>
         <w:numPr>
+          <w:ilvl w:val="0"/>
           <w:numId w:val="0"/>
         </w:numPr>
         <w:ind w:left="420" w:leftChars="0"/>
         <w:rPr>
           <w:rFonts w:hint="default" w:ascii="宋体" w:hAnsi="宋体" w:eastAsia="宋体" w:cs="宋体"/>
-          <w:sz w:val="24"/>
-          <w:szCs w:val="24"/>
-          <w:lang w:val="en-US" w:eastAsia="zh-CN"/>
-        </w:rPr>
-      </w:pPr>
-      <w:r>
-        <w:rPr>
-          <w:rFonts w:hint="default" w:ascii="宋体" w:hAnsi="宋体" w:eastAsia="宋体" w:cs="宋体"/>
+          <w:b/>
+          <w:bCs/>
+          <w:sz w:val="24"/>
+          <w:szCs w:val="24"/>
+          <w:lang w:val="en-US" w:eastAsia="zh-CN"/>
+        </w:rPr>
+      </w:pPr>
+      <w:r>
+        <w:rPr>
+          <w:rFonts w:hint="default" w:ascii="宋体" w:hAnsi="宋体" w:eastAsia="宋体" w:cs="宋体"/>
+          <w:b/>
+          <w:bCs/>
           <w:sz w:val="24"/>
           <w:szCs w:val="24"/>
           <w:lang w:val="en-US" w:eastAsia="zh-CN"/>
@@ -1098,19 +1260,24 @@
     <w:p>
       <w:pPr>
         <w:numPr>
+          <w:ilvl w:val="0"/>
           <w:numId w:val="0"/>
         </w:numPr>
         <w:ind w:left="420" w:leftChars="0"/>
         <w:rPr>
           <w:rFonts w:hint="default" w:ascii="宋体" w:hAnsi="宋体" w:eastAsia="宋体" w:cs="宋体"/>
-          <w:sz w:val="24"/>
-          <w:szCs w:val="24"/>
-          <w:lang w:val="en-US" w:eastAsia="zh-CN"/>
-        </w:rPr>
-      </w:pPr>
-      <w:r>
-        <w:rPr>
-          <w:rFonts w:hint="default" w:ascii="宋体" w:hAnsi="宋体" w:eastAsia="宋体" w:cs="宋体"/>
+          <w:b/>
+          <w:bCs/>
+          <w:sz w:val="24"/>
+          <w:szCs w:val="24"/>
+          <w:lang w:val="en-US" w:eastAsia="zh-CN"/>
+        </w:rPr>
+      </w:pPr>
+      <w:r>
+        <w:rPr>
+          <w:rFonts w:hint="default" w:ascii="宋体" w:hAnsi="宋体" w:eastAsia="宋体" w:cs="宋体"/>
+          <w:b/>
+          <w:bCs/>
           <w:sz w:val="24"/>
           <w:szCs w:val="24"/>
           <w:lang w:val="en-US" w:eastAsia="zh-CN"/>
@@ -1121,19 +1288,24 @@
     <w:p>
       <w:pPr>
         <w:numPr>
+          <w:ilvl w:val="0"/>
           <w:numId w:val="0"/>
         </w:numPr>
         <w:ind w:left="420" w:leftChars="0"/>
         <w:rPr>
           <w:rFonts w:hint="default" w:ascii="宋体" w:hAnsi="宋体" w:eastAsia="宋体" w:cs="宋体"/>
-          <w:sz w:val="24"/>
-          <w:szCs w:val="24"/>
-          <w:lang w:val="en-US" w:eastAsia="zh-CN"/>
-        </w:rPr>
-      </w:pPr>
-      <w:r>
-        <w:rPr>
-          <w:rFonts w:hint="default" w:ascii="宋体" w:hAnsi="宋体" w:eastAsia="宋体" w:cs="宋体"/>
+          <w:b/>
+          <w:bCs/>
+          <w:sz w:val="24"/>
+          <w:szCs w:val="24"/>
+          <w:lang w:val="en-US" w:eastAsia="zh-CN"/>
+        </w:rPr>
+      </w:pPr>
+      <w:r>
+        <w:rPr>
+          <w:rFonts w:hint="default" w:ascii="宋体" w:hAnsi="宋体" w:eastAsia="宋体" w:cs="宋体"/>
+          <w:b/>
+          <w:bCs/>
           <w:sz w:val="24"/>
           <w:szCs w:val="24"/>
           <w:lang w:val="en-US" w:eastAsia="zh-CN"/>
@@ -1144,19 +1316,24 @@
     <w:p>
       <w:pPr>
         <w:numPr>
+          <w:ilvl w:val="0"/>
           <w:numId w:val="0"/>
         </w:numPr>
         <w:ind w:left="420" w:leftChars="0"/>
         <w:rPr>
           <w:rFonts w:hint="default" w:ascii="宋体" w:hAnsi="宋体" w:eastAsia="宋体" w:cs="宋体"/>
-          <w:sz w:val="24"/>
-          <w:szCs w:val="24"/>
-          <w:lang w:val="en-US" w:eastAsia="zh-CN"/>
-        </w:rPr>
-      </w:pPr>
-      <w:r>
-        <w:rPr>
-          <w:rFonts w:hint="default" w:ascii="宋体" w:hAnsi="宋体" w:eastAsia="宋体" w:cs="宋体"/>
+          <w:b/>
+          <w:bCs/>
+          <w:sz w:val="24"/>
+          <w:szCs w:val="24"/>
+          <w:lang w:val="en-US" w:eastAsia="zh-CN"/>
+        </w:rPr>
+      </w:pPr>
+      <w:r>
+        <w:rPr>
+          <w:rFonts w:hint="default" w:ascii="宋体" w:hAnsi="宋体" w:eastAsia="宋体" w:cs="宋体"/>
+          <w:b/>
+          <w:bCs/>
           <w:sz w:val="24"/>
           <w:szCs w:val="24"/>
           <w:lang w:val="en-US" w:eastAsia="zh-CN"/>
@@ -1167,19 +1344,24 @@
     <w:p>
       <w:pPr>
         <w:numPr>
+          <w:ilvl w:val="0"/>
           <w:numId w:val="0"/>
         </w:numPr>
         <w:ind w:left="420" w:leftChars="0"/>
         <w:rPr>
           <w:rFonts w:hint="default" w:ascii="宋体" w:hAnsi="宋体" w:eastAsia="宋体" w:cs="宋体"/>
-          <w:sz w:val="24"/>
-          <w:szCs w:val="24"/>
-          <w:lang w:val="en-US" w:eastAsia="zh-CN"/>
-        </w:rPr>
-      </w:pPr>
-      <w:r>
-        <w:rPr>
-          <w:rFonts w:hint="default" w:ascii="宋体" w:hAnsi="宋体" w:eastAsia="宋体" w:cs="宋体"/>
+          <w:b/>
+          <w:bCs/>
+          <w:sz w:val="24"/>
+          <w:szCs w:val="24"/>
+          <w:lang w:val="en-US" w:eastAsia="zh-CN"/>
+        </w:rPr>
+      </w:pPr>
+      <w:r>
+        <w:rPr>
+          <w:rFonts w:hint="default" w:ascii="宋体" w:hAnsi="宋体" w:eastAsia="宋体" w:cs="宋体"/>
+          <w:b/>
+          <w:bCs/>
           <w:sz w:val="24"/>
           <w:szCs w:val="24"/>
           <w:lang w:val="en-US" w:eastAsia="zh-CN"/>
@@ -1190,6 +1372,7 @@
     <w:p>
       <w:pPr>
         <w:numPr>
+          <w:ilvl w:val="0"/>
           <w:numId w:val="0"/>
         </w:numPr>
         <w:ind w:left="420" w:leftChars="0"/>
@@ -1215,14 +1398,18 @@
         <w:ind w:firstLine="420" w:firstLineChars="0"/>
         <w:rPr>
           <w:rFonts w:hint="default" w:ascii="宋体" w:hAnsi="宋体" w:eastAsia="宋体" w:cs="宋体"/>
-          <w:sz w:val="24"/>
-          <w:szCs w:val="24"/>
-          <w:lang w:val="en-US" w:eastAsia="zh-CN"/>
-        </w:rPr>
-      </w:pPr>
-      <w:r>
-        <w:rPr>
-          <w:rFonts w:hint="default" w:ascii="宋体" w:hAnsi="宋体" w:eastAsia="宋体" w:cs="宋体"/>
+          <w:b/>
+          <w:bCs/>
+          <w:sz w:val="24"/>
+          <w:szCs w:val="24"/>
+          <w:lang w:val="en-US" w:eastAsia="zh-CN"/>
+        </w:rPr>
+      </w:pPr>
+      <w:r>
+        <w:rPr>
+          <w:rFonts w:hint="default" w:ascii="宋体" w:hAnsi="宋体" w:eastAsia="宋体" w:cs="宋体"/>
+          <w:b/>
+          <w:bCs/>
           <w:sz w:val="24"/>
           <w:szCs w:val="24"/>
           <w:lang w:val="en-US" w:eastAsia="zh-CN"/>
@@ -1235,14 +1422,18 @@
         <w:ind w:firstLine="420" w:firstLineChars="0"/>
         <w:rPr>
           <w:rFonts w:hint="default" w:ascii="宋体" w:hAnsi="宋体" w:eastAsia="宋体" w:cs="宋体"/>
-          <w:sz w:val="24"/>
-          <w:szCs w:val="24"/>
-          <w:lang w:val="en-US" w:eastAsia="zh-CN"/>
-        </w:rPr>
-      </w:pPr>
-      <w:r>
-        <w:rPr>
-          <w:rFonts w:hint="default" w:ascii="宋体" w:hAnsi="宋体" w:eastAsia="宋体" w:cs="宋体"/>
+          <w:b/>
+          <w:bCs/>
+          <w:sz w:val="24"/>
+          <w:szCs w:val="24"/>
+          <w:lang w:val="en-US" w:eastAsia="zh-CN"/>
+        </w:rPr>
+      </w:pPr>
+      <w:r>
+        <w:rPr>
+          <w:rFonts w:hint="default" w:ascii="宋体" w:hAnsi="宋体" w:eastAsia="宋体" w:cs="宋体"/>
+          <w:b/>
+          <w:bCs/>
           <w:sz w:val="24"/>
           <w:szCs w:val="24"/>
           <w:lang w:val="en-US" w:eastAsia="zh-CN"/>
@@ -1255,14 +1446,18 @@
         <w:ind w:firstLine="420" w:firstLineChars="0"/>
         <w:rPr>
           <w:rFonts w:hint="default" w:ascii="宋体" w:hAnsi="宋体" w:eastAsia="宋体" w:cs="宋体"/>
-          <w:sz w:val="24"/>
-          <w:szCs w:val="24"/>
-          <w:lang w:val="en-US" w:eastAsia="zh-CN"/>
-        </w:rPr>
-      </w:pPr>
-      <w:r>
-        <w:rPr>
-          <w:rFonts w:hint="default" w:ascii="宋体" w:hAnsi="宋体" w:eastAsia="宋体" w:cs="宋体"/>
+          <w:b/>
+          <w:bCs/>
+          <w:sz w:val="24"/>
+          <w:szCs w:val="24"/>
+          <w:lang w:val="en-US" w:eastAsia="zh-CN"/>
+        </w:rPr>
+      </w:pPr>
+      <w:r>
+        <w:rPr>
+          <w:rFonts w:hint="default" w:ascii="宋体" w:hAnsi="宋体" w:eastAsia="宋体" w:cs="宋体"/>
+          <w:b/>
+          <w:bCs/>
           <w:sz w:val="24"/>
           <w:szCs w:val="24"/>
           <w:lang w:val="en-US" w:eastAsia="zh-CN"/>
@@ -1275,14 +1470,18 @@
         <w:ind w:firstLine="420" w:firstLineChars="0"/>
         <w:rPr>
           <w:rFonts w:hint="default" w:ascii="宋体" w:hAnsi="宋体" w:eastAsia="宋体" w:cs="宋体"/>
-          <w:sz w:val="24"/>
-          <w:szCs w:val="24"/>
-          <w:lang w:val="en-US" w:eastAsia="zh-CN"/>
-        </w:rPr>
-      </w:pPr>
-      <w:r>
-        <w:rPr>
-          <w:rFonts w:hint="default" w:ascii="宋体" w:hAnsi="宋体" w:eastAsia="宋体" w:cs="宋体"/>
+          <w:b/>
+          <w:bCs/>
+          <w:sz w:val="24"/>
+          <w:szCs w:val="24"/>
+          <w:lang w:val="en-US" w:eastAsia="zh-CN"/>
+        </w:rPr>
+      </w:pPr>
+      <w:r>
+        <w:rPr>
+          <w:rFonts w:hint="default" w:ascii="宋体" w:hAnsi="宋体" w:eastAsia="宋体" w:cs="宋体"/>
+          <w:b/>
+          <w:bCs/>
           <w:sz w:val="24"/>
           <w:szCs w:val="24"/>
           <w:lang w:val="en-US" w:eastAsia="zh-CN"/>
@@ -1295,14 +1494,18 @@
         <w:ind w:firstLine="420" w:firstLineChars="0"/>
         <w:rPr>
           <w:rFonts w:hint="default" w:ascii="宋体" w:hAnsi="宋体" w:eastAsia="宋体" w:cs="宋体"/>
-          <w:sz w:val="24"/>
-          <w:szCs w:val="24"/>
-          <w:lang w:val="en-US" w:eastAsia="zh-CN"/>
-        </w:rPr>
-      </w:pPr>
-      <w:r>
-        <w:rPr>
-          <w:rFonts w:hint="default" w:ascii="宋体" w:hAnsi="宋体" w:eastAsia="宋体" w:cs="宋体"/>
+          <w:b/>
+          <w:bCs/>
+          <w:sz w:val="24"/>
+          <w:szCs w:val="24"/>
+          <w:lang w:val="en-US" w:eastAsia="zh-CN"/>
+        </w:rPr>
+      </w:pPr>
+      <w:r>
+        <w:rPr>
+          <w:rFonts w:hint="default" w:ascii="宋体" w:hAnsi="宋体" w:eastAsia="宋体" w:cs="宋体"/>
+          <w:b/>
+          <w:bCs/>
           <w:sz w:val="24"/>
           <w:szCs w:val="24"/>
           <w:lang w:val="en-US" w:eastAsia="zh-CN"/>
@@ -1315,14 +1518,18 @@
         <w:ind w:firstLine="420" w:firstLineChars="0"/>
         <w:rPr>
           <w:rFonts w:hint="default" w:ascii="宋体" w:hAnsi="宋体" w:eastAsia="宋体" w:cs="宋体"/>
-          <w:sz w:val="24"/>
-          <w:szCs w:val="24"/>
-          <w:lang w:val="en-US" w:eastAsia="zh-CN"/>
-        </w:rPr>
-      </w:pPr>
-      <w:r>
-        <w:rPr>
-          <w:rFonts w:hint="default" w:ascii="宋体" w:hAnsi="宋体" w:eastAsia="宋体" w:cs="宋体"/>
+          <w:b/>
+          <w:bCs/>
+          <w:sz w:val="24"/>
+          <w:szCs w:val="24"/>
+          <w:lang w:val="en-US" w:eastAsia="zh-CN"/>
+        </w:rPr>
+      </w:pPr>
+      <w:r>
+        <w:rPr>
+          <w:rFonts w:hint="default" w:ascii="宋体" w:hAnsi="宋体" w:eastAsia="宋体" w:cs="宋体"/>
+          <w:b/>
+          <w:bCs/>
           <w:sz w:val="24"/>
           <w:szCs w:val="24"/>
           <w:lang w:val="en-US" w:eastAsia="zh-CN"/>
@@ -1335,14 +1542,18 @@
         <w:ind w:firstLine="420" w:firstLineChars="0"/>
         <w:rPr>
           <w:rFonts w:hint="default" w:ascii="宋体" w:hAnsi="宋体" w:eastAsia="宋体" w:cs="宋体"/>
-          <w:sz w:val="24"/>
-          <w:szCs w:val="24"/>
-          <w:lang w:val="en-US" w:eastAsia="zh-CN"/>
-        </w:rPr>
-      </w:pPr>
-      <w:r>
-        <w:rPr>
-          <w:rFonts w:hint="default" w:ascii="宋体" w:hAnsi="宋体" w:eastAsia="宋体" w:cs="宋体"/>
+          <w:b/>
+          <w:bCs/>
+          <w:sz w:val="24"/>
+          <w:szCs w:val="24"/>
+          <w:lang w:val="en-US" w:eastAsia="zh-CN"/>
+        </w:rPr>
+      </w:pPr>
+      <w:r>
+        <w:rPr>
+          <w:rFonts w:hint="default" w:ascii="宋体" w:hAnsi="宋体" w:eastAsia="宋体" w:cs="宋体"/>
+          <w:b/>
+          <w:bCs/>
           <w:sz w:val="24"/>
           <w:szCs w:val="24"/>
           <w:lang w:val="en-US" w:eastAsia="zh-CN"/>
@@ -1355,14 +1566,18 @@
         <w:ind w:firstLine="420" w:firstLineChars="0"/>
         <w:rPr>
           <w:rFonts w:hint="default" w:ascii="宋体" w:hAnsi="宋体" w:eastAsia="宋体" w:cs="宋体"/>
-          <w:sz w:val="24"/>
-          <w:szCs w:val="24"/>
-          <w:lang w:val="en-US" w:eastAsia="zh-CN"/>
-        </w:rPr>
-      </w:pPr>
-      <w:r>
-        <w:rPr>
-          <w:rFonts w:hint="default" w:ascii="宋体" w:hAnsi="宋体" w:eastAsia="宋体" w:cs="宋体"/>
+          <w:b/>
+          <w:bCs/>
+          <w:sz w:val="24"/>
+          <w:szCs w:val="24"/>
+          <w:lang w:val="en-US" w:eastAsia="zh-CN"/>
+        </w:rPr>
+      </w:pPr>
+      <w:r>
+        <w:rPr>
+          <w:rFonts w:hint="default" w:ascii="宋体" w:hAnsi="宋体" w:eastAsia="宋体" w:cs="宋体"/>
+          <w:b/>
+          <w:bCs/>
           <w:sz w:val="24"/>
           <w:szCs w:val="24"/>
           <w:lang w:val="en-US" w:eastAsia="zh-CN"/>
@@ -1395,14 +1610,18 @@
         <w:ind w:firstLine="420" w:firstLineChars="0"/>
         <w:rPr>
           <w:rFonts w:hint="default" w:ascii="宋体" w:hAnsi="宋体" w:eastAsia="宋体" w:cs="宋体"/>
-          <w:sz w:val="24"/>
-          <w:szCs w:val="24"/>
-          <w:lang w:val="en-US" w:eastAsia="zh-CN"/>
-        </w:rPr>
-      </w:pPr>
-      <w:r>
-        <w:rPr>
-          <w:rFonts w:hint="default" w:ascii="宋体" w:hAnsi="宋体" w:eastAsia="宋体" w:cs="宋体"/>
+          <w:b/>
+          <w:bCs/>
+          <w:sz w:val="24"/>
+          <w:szCs w:val="24"/>
+          <w:lang w:val="en-US" w:eastAsia="zh-CN"/>
+        </w:rPr>
+      </w:pPr>
+      <w:r>
+        <w:rPr>
+          <w:rFonts w:hint="default" w:ascii="宋体" w:hAnsi="宋体" w:eastAsia="宋体" w:cs="宋体"/>
+          <w:b/>
+          <w:bCs/>
           <w:sz w:val="24"/>
           <w:szCs w:val="24"/>
           <w:lang w:val="en-US" w:eastAsia="zh-CN"/>
@@ -1415,14 +1634,18 @@
         <w:ind w:firstLine="420" w:firstLineChars="0"/>
         <w:rPr>
           <w:rFonts w:hint="default" w:ascii="宋体" w:hAnsi="宋体" w:eastAsia="宋体" w:cs="宋体"/>
-          <w:sz w:val="24"/>
-          <w:szCs w:val="24"/>
-          <w:lang w:val="en-US" w:eastAsia="zh-CN"/>
-        </w:rPr>
-      </w:pPr>
-      <w:r>
-        <w:rPr>
-          <w:rFonts w:hint="default" w:ascii="宋体" w:hAnsi="宋体" w:eastAsia="宋体" w:cs="宋体"/>
+          <w:b/>
+          <w:bCs/>
+          <w:sz w:val="24"/>
+          <w:szCs w:val="24"/>
+          <w:lang w:val="en-US" w:eastAsia="zh-CN"/>
+        </w:rPr>
+      </w:pPr>
+      <w:r>
+        <w:rPr>
+          <w:rFonts w:hint="default" w:ascii="宋体" w:hAnsi="宋体" w:eastAsia="宋体" w:cs="宋体"/>
+          <w:b/>
+          <w:bCs/>
           <w:sz w:val="24"/>
           <w:szCs w:val="24"/>
           <w:lang w:val="en-US" w:eastAsia="zh-CN"/>
@@ -1435,25 +1658,31 @@
         <w:ind w:firstLine="420" w:firstLineChars="0"/>
         <w:rPr>
           <w:rFonts w:hint="default" w:ascii="宋体" w:hAnsi="宋体" w:eastAsia="宋体" w:cs="宋体"/>
-          <w:sz w:val="24"/>
-          <w:szCs w:val="24"/>
-          <w:lang w:val="en-US" w:eastAsia="zh-CN"/>
-        </w:rPr>
-      </w:pPr>
-    </w:p>
-    <w:p>
-      <w:pPr>
-        <w:ind w:firstLine="420" w:firstLineChars="0"/>
-        <w:rPr>
-          <w:rFonts w:hint="default" w:ascii="宋体" w:hAnsi="宋体" w:eastAsia="宋体" w:cs="宋体"/>
-          <w:sz w:val="24"/>
-          <w:szCs w:val="24"/>
-          <w:lang w:val="en-US" w:eastAsia="zh-CN"/>
-        </w:rPr>
-      </w:pPr>
-      <w:r>
-        <w:rPr>
-          <w:rFonts w:hint="default" w:ascii="宋体" w:hAnsi="宋体" w:eastAsia="宋体" w:cs="宋体"/>
+          <w:b/>
+          <w:bCs/>
+          <w:sz w:val="24"/>
+          <w:szCs w:val="24"/>
+          <w:lang w:val="en-US" w:eastAsia="zh-CN"/>
+        </w:rPr>
+      </w:pPr>
+    </w:p>
+    <w:p>
+      <w:pPr>
+        <w:ind w:firstLine="420" w:firstLineChars="0"/>
+        <w:rPr>
+          <w:rFonts w:hint="default" w:ascii="宋体" w:hAnsi="宋体" w:eastAsia="宋体" w:cs="宋体"/>
+          <w:b/>
+          <w:bCs/>
+          <w:sz w:val="24"/>
+          <w:szCs w:val="24"/>
+          <w:lang w:val="en-US" w:eastAsia="zh-CN"/>
+        </w:rPr>
+      </w:pPr>
+      <w:r>
+        <w:rPr>
+          <w:rFonts w:hint="default" w:ascii="宋体" w:hAnsi="宋体" w:eastAsia="宋体" w:cs="宋体"/>
+          <w:b/>
+          <w:bCs/>
           <w:sz w:val="24"/>
           <w:szCs w:val="24"/>
           <w:lang w:val="en-US" w:eastAsia="zh-CN"/>
@@ -1466,14 +1695,18 @@
         <w:ind w:firstLine="420" w:firstLineChars="0"/>
         <w:rPr>
           <w:rFonts w:hint="default" w:ascii="宋体" w:hAnsi="宋体" w:eastAsia="宋体" w:cs="宋体"/>
-          <w:sz w:val="24"/>
-          <w:szCs w:val="24"/>
-          <w:lang w:val="en-US" w:eastAsia="zh-CN"/>
-        </w:rPr>
-      </w:pPr>
-      <w:r>
-        <w:rPr>
-          <w:rFonts w:hint="default" w:ascii="宋体" w:hAnsi="宋体" w:eastAsia="宋体" w:cs="宋体"/>
+          <w:b/>
+          <w:bCs/>
+          <w:sz w:val="24"/>
+          <w:szCs w:val="24"/>
+          <w:lang w:val="en-US" w:eastAsia="zh-CN"/>
+        </w:rPr>
+      </w:pPr>
+      <w:r>
+        <w:rPr>
+          <w:rFonts w:hint="default" w:ascii="宋体" w:hAnsi="宋体" w:eastAsia="宋体" w:cs="宋体"/>
+          <w:b/>
+          <w:bCs/>
           <w:sz w:val="24"/>
           <w:szCs w:val="24"/>
           <w:lang w:val="en-US" w:eastAsia="zh-CN"/>
@@ -1486,14 +1719,18 @@
         <w:ind w:firstLine="420" w:firstLineChars="0"/>
         <w:rPr>
           <w:rFonts w:hint="default" w:ascii="宋体" w:hAnsi="宋体" w:eastAsia="宋体" w:cs="宋体"/>
-          <w:sz w:val="24"/>
-          <w:szCs w:val="24"/>
-          <w:lang w:val="en-US" w:eastAsia="zh-CN"/>
-        </w:rPr>
-      </w:pPr>
-      <w:r>
-        <w:rPr>
-          <w:rFonts w:hint="default" w:ascii="宋体" w:hAnsi="宋体" w:eastAsia="宋体" w:cs="宋体"/>
+          <w:b/>
+          <w:bCs/>
+          <w:sz w:val="24"/>
+          <w:szCs w:val="24"/>
+          <w:lang w:val="en-US" w:eastAsia="zh-CN"/>
+        </w:rPr>
+      </w:pPr>
+      <w:r>
+        <w:rPr>
+          <w:rFonts w:hint="default" w:ascii="宋体" w:hAnsi="宋体" w:eastAsia="宋体" w:cs="宋体"/>
+          <w:b/>
+          <w:bCs/>
           <w:sz w:val="24"/>
           <w:szCs w:val="24"/>
           <w:lang w:val="en-US" w:eastAsia="zh-CN"/>
@@ -1506,25 +1743,31 @@
         <w:ind w:firstLine="420" w:firstLineChars="0"/>
         <w:rPr>
           <w:rFonts w:hint="default" w:ascii="宋体" w:hAnsi="宋体" w:eastAsia="宋体" w:cs="宋体"/>
-          <w:sz w:val="24"/>
-          <w:szCs w:val="24"/>
-          <w:lang w:val="en-US" w:eastAsia="zh-CN"/>
-        </w:rPr>
-      </w:pPr>
-    </w:p>
-    <w:p>
-      <w:pPr>
-        <w:ind w:firstLine="420" w:firstLineChars="0"/>
-        <w:rPr>
-          <w:rFonts w:hint="default" w:ascii="宋体" w:hAnsi="宋体" w:eastAsia="宋体" w:cs="宋体"/>
-          <w:sz w:val="24"/>
-          <w:szCs w:val="24"/>
-          <w:lang w:val="en-US" w:eastAsia="zh-CN"/>
-        </w:rPr>
-      </w:pPr>
-      <w:r>
-        <w:rPr>
-          <w:rFonts w:hint="default" w:ascii="宋体" w:hAnsi="宋体" w:eastAsia="宋体" w:cs="宋体"/>
+          <w:b/>
+          <w:bCs/>
+          <w:sz w:val="24"/>
+          <w:szCs w:val="24"/>
+          <w:lang w:val="en-US" w:eastAsia="zh-CN"/>
+        </w:rPr>
+      </w:pPr>
+    </w:p>
+    <w:p>
+      <w:pPr>
+        <w:ind w:firstLine="420" w:firstLineChars="0"/>
+        <w:rPr>
+          <w:rFonts w:hint="default" w:ascii="宋体" w:hAnsi="宋体" w:eastAsia="宋体" w:cs="宋体"/>
+          <w:b/>
+          <w:bCs/>
+          <w:sz w:val="24"/>
+          <w:szCs w:val="24"/>
+          <w:lang w:val="en-US" w:eastAsia="zh-CN"/>
+        </w:rPr>
+      </w:pPr>
+      <w:r>
+        <w:rPr>
+          <w:rFonts w:hint="default" w:ascii="宋体" w:hAnsi="宋体" w:eastAsia="宋体" w:cs="宋体"/>
+          <w:b/>
+          <w:bCs/>
           <w:sz w:val="24"/>
           <w:szCs w:val="24"/>
           <w:lang w:val="en-US" w:eastAsia="zh-CN"/>
@@ -1537,14 +1780,18 @@
         <w:ind w:firstLine="420" w:firstLineChars="0"/>
         <w:rPr>
           <w:rFonts w:hint="default" w:ascii="宋体" w:hAnsi="宋体" w:eastAsia="宋体" w:cs="宋体"/>
-          <w:sz w:val="24"/>
-          <w:szCs w:val="24"/>
-          <w:lang w:val="en-US" w:eastAsia="zh-CN"/>
-        </w:rPr>
-      </w:pPr>
-      <w:r>
-        <w:rPr>
-          <w:rFonts w:hint="default" w:ascii="宋体" w:hAnsi="宋体" w:eastAsia="宋体" w:cs="宋体"/>
+          <w:b/>
+          <w:bCs/>
+          <w:sz w:val="24"/>
+          <w:szCs w:val="24"/>
+          <w:lang w:val="en-US" w:eastAsia="zh-CN"/>
+        </w:rPr>
+      </w:pPr>
+      <w:r>
+        <w:rPr>
+          <w:rFonts w:hint="default" w:ascii="宋体" w:hAnsi="宋体" w:eastAsia="宋体" w:cs="宋体"/>
+          <w:b/>
+          <w:bCs/>
           <w:sz w:val="24"/>
           <w:szCs w:val="24"/>
           <w:lang w:val="en-US" w:eastAsia="zh-CN"/>
@@ -1557,25 +1804,31 @@
         <w:ind w:firstLine="420" w:firstLineChars="0"/>
         <w:rPr>
           <w:rFonts w:hint="default" w:ascii="宋体" w:hAnsi="宋体" w:eastAsia="宋体" w:cs="宋体"/>
-          <w:sz w:val="24"/>
-          <w:szCs w:val="24"/>
-          <w:lang w:val="en-US" w:eastAsia="zh-CN"/>
-        </w:rPr>
-      </w:pPr>
-    </w:p>
-    <w:p>
-      <w:pPr>
-        <w:ind w:firstLine="420" w:firstLineChars="0"/>
-        <w:rPr>
-          <w:rFonts w:hint="default" w:ascii="宋体" w:hAnsi="宋体" w:eastAsia="宋体" w:cs="宋体"/>
-          <w:sz w:val="24"/>
-          <w:szCs w:val="24"/>
-          <w:lang w:val="en-US" w:eastAsia="zh-CN"/>
-        </w:rPr>
-      </w:pPr>
-      <w:r>
-        <w:rPr>
-          <w:rFonts w:hint="default" w:ascii="宋体" w:hAnsi="宋体" w:eastAsia="宋体" w:cs="宋体"/>
+          <w:b/>
+          <w:bCs/>
+          <w:sz w:val="24"/>
+          <w:szCs w:val="24"/>
+          <w:lang w:val="en-US" w:eastAsia="zh-CN"/>
+        </w:rPr>
+      </w:pPr>
+    </w:p>
+    <w:p>
+      <w:pPr>
+        <w:ind w:firstLine="420" w:firstLineChars="0"/>
+        <w:rPr>
+          <w:rFonts w:hint="default" w:ascii="宋体" w:hAnsi="宋体" w:eastAsia="宋体" w:cs="宋体"/>
+          <w:b/>
+          <w:bCs/>
+          <w:sz w:val="24"/>
+          <w:szCs w:val="24"/>
+          <w:lang w:val="en-US" w:eastAsia="zh-CN"/>
+        </w:rPr>
+      </w:pPr>
+      <w:r>
+        <w:rPr>
+          <w:rFonts w:hint="default" w:ascii="宋体" w:hAnsi="宋体" w:eastAsia="宋体" w:cs="宋体"/>
+          <w:b/>
+          <w:bCs/>
           <w:sz w:val="24"/>
           <w:szCs w:val="24"/>
           <w:lang w:val="en-US" w:eastAsia="zh-CN"/>
@@ -1588,14 +1841,18 @@
         <w:ind w:firstLine="420" w:firstLineChars="0"/>
         <w:rPr>
           <w:rFonts w:hint="default" w:ascii="宋体" w:hAnsi="宋体" w:eastAsia="宋体" w:cs="宋体"/>
-          <w:sz w:val="24"/>
-          <w:szCs w:val="24"/>
-          <w:lang w:val="en-US" w:eastAsia="zh-CN"/>
-        </w:rPr>
-      </w:pPr>
-      <w:r>
-        <w:rPr>
-          <w:rFonts w:hint="default" w:ascii="宋体" w:hAnsi="宋体" w:eastAsia="宋体" w:cs="宋体"/>
+          <w:b/>
+          <w:bCs/>
+          <w:sz w:val="24"/>
+          <w:szCs w:val="24"/>
+          <w:lang w:val="en-US" w:eastAsia="zh-CN"/>
+        </w:rPr>
+      </w:pPr>
+      <w:r>
+        <w:rPr>
+          <w:rFonts w:hint="default" w:ascii="宋体" w:hAnsi="宋体" w:eastAsia="宋体" w:cs="宋体"/>
+          <w:b/>
+          <w:bCs/>
           <w:sz w:val="24"/>
           <w:szCs w:val="24"/>
           <w:lang w:val="en-US" w:eastAsia="zh-CN"/>
@@ -1607,15 +1864,17 @@
       <w:pPr>
         <w:ind w:firstLine="420" w:firstLineChars="0"/>
         <w:rPr>
-          <w:rFonts w:hint="default" w:ascii="宋体" w:hAnsi="宋体" w:eastAsia="宋体" w:cs="宋体"/>
-          <w:sz w:val="24"/>
-          <w:szCs w:val="24"/>
-          <w:lang w:val="en-US" w:eastAsia="zh-CN"/>
-        </w:rPr>
-      </w:pPr>
-      <w:r>
-        <w:rPr>
-          <w:rFonts w:hint="default" w:ascii="宋体" w:hAnsi="宋体" w:eastAsia="宋体" w:cs="宋体"/>
+          <w:rFonts w:hint="eastAsia" w:ascii="宋体" w:hAnsi="宋体" w:eastAsia="宋体" w:cs="宋体"/>
+          <w:sz w:val="24"/>
+          <w:szCs w:val="24"/>
+          <w:lang w:val="en-US" w:eastAsia="zh-CN"/>
+        </w:rPr>
+      </w:pPr>
+      <w:r>
+        <w:rPr>
+          <w:rFonts w:hint="default" w:ascii="宋体" w:hAnsi="宋体" w:eastAsia="宋体" w:cs="宋体"/>
+          <w:b/>
+          <w:bCs/>
           <w:sz w:val="24"/>
           <w:szCs w:val="24"/>
           <w:lang w:val="en-US" w:eastAsia="zh-CN"/>
@@ -1625,6 +1884,8 @@
       <w:r>
         <w:rPr>
           <w:rFonts w:hint="default" w:ascii="宋体" w:hAnsi="宋体" w:eastAsia="宋体" w:cs="宋体"/>
+          <w:b/>
+          <w:bCs/>
           <w:sz w:val="24"/>
           <w:szCs w:val="24"/>
           <w:lang w:val="en-US" w:eastAsia="zh-CN"/>
@@ -1639,9 +1900,40 @@
           <w:lang w:val="en-US" w:eastAsia="zh-CN"/>
         </w:rPr>
         <w:t>而后编译再运行</w:t>
+      </w:r>
+    </w:p>
+    <w:p>
+      <w:pPr>
+        <w:ind w:firstLine="420" w:firstLineChars="0"/>
+        <w:rPr>
+          <w:rFonts w:hint="default" w:ascii="宋体" w:hAnsi="宋体" w:eastAsia="宋体" w:cs="宋体"/>
+          <w:sz w:val="24"/>
+          <w:szCs w:val="24"/>
+          <w:lang w:val="en-US" w:eastAsia="zh-CN"/>
+        </w:rPr>
+      </w:pPr>
+      <w:r>
+        <w:rPr>
+          <w:rFonts w:hint="eastAsia" w:ascii="宋体" w:hAnsi="宋体" w:eastAsia="宋体" w:cs="宋体"/>
+          <w:sz w:val="24"/>
+          <w:szCs w:val="24"/>
+          <w:lang w:val="en-US" w:eastAsia="zh-CN"/>
+        </w:rPr>
+        <w:t>6）添加微秒延时，基于DWT；</w:t>
       </w:r>
       <w:bookmarkStart w:id="0" w:name="_GoBack"/>
       <w:bookmarkEnd w:id="0"/>
+    </w:p>
+    <w:p>
+      <w:pPr>
+        <w:ind w:firstLine="420" w:firstLineChars="0"/>
+        <w:rPr>
+          <w:rFonts w:hint="default" w:ascii="宋体" w:hAnsi="宋体" w:eastAsia="宋体" w:cs="宋体"/>
+          <w:sz w:val="24"/>
+          <w:szCs w:val="24"/>
+          <w:lang w:val="en-US" w:eastAsia="zh-CN"/>
+        </w:rPr>
+      </w:pPr>
     </w:p>
     <w:sectPr>
       <w:pgSz w:w="11906" w:h="16838"/>
